--- a/制作记录.docx
+++ b/制作记录.docx
@@ -7,6 +7,7 @@
         <w:pStyle w:val="1"/>
         <w:ind w:firstLineChars="0" w:firstLine="0"/>
         <w:rPr>
+          <w:rFonts w:hint="eastAsia"/>
           <w:sz w:val="40"/>
           <w:szCs w:val="40"/>
         </w:rPr>
@@ -38,6 +39,33 @@
           <w:t>https://gitcode.com/Universal-Tool/2153f</w:t>
         </w:r>
       </w:hyperlink>
+    </w:p>
+    <w:p>
+      <w:pPr>
+        <w:ind w:firstLine="480"/>
+        <w:rPr>
+          <w:sz w:val="24"/>
+          <w:szCs w:val="24"/>
+        </w:rPr>
+      </w:pPr>
+      <w:hyperlink r:id="rId5" w:history="1">
+        <w:r>
+          <w:rPr>
+            <w:rStyle w:val="ae"/>
+            <w:sz w:val="24"/>
+            <w:szCs w:val="24"/>
+          </w:rPr>
+          <w:t>https://www.cgalpha.com/archives/68688.html</w:t>
+        </w:r>
+      </w:hyperlink>
+      <w:r>
+        <w:rPr>
+          <w:rFonts w:hint="eastAsia"/>
+          <w:sz w:val="24"/>
+          <w:szCs w:val="24"/>
+        </w:rPr>
+        <w:t xml:space="preserve"> </w:t>
+      </w:r>
     </w:p>
     <w:p>
       <w:pPr>
@@ -661,7 +689,6 @@
   <w:style w:type="character" w:default="1" w:styleId="a0">
     <w:name w:val="Default Paragraph Font"/>
     <w:uiPriority w:val="1"/>
-    <w:semiHidden/>
     <w:unhideWhenUsed/>
   </w:style>
   <w:style w:type="table" w:default="1" w:styleId="a1">

--- a/制作记录.docx
+++ b/制作记录.docx
@@ -23,8 +23,14 @@
     </w:p>
     <w:p>
       <w:pPr>
+        <w:ind w:firstLine="560"/>
+      </w:pPr>
+    </w:p>
+    <w:p>
+      <w:pPr>
         <w:ind w:firstLine="480"/>
         <w:rPr>
+          <w:rFonts w:hint="eastAsia"/>
           <w:sz w:val="24"/>
           <w:szCs w:val="24"/>
         </w:rPr>
@@ -32,11 +38,10 @@
       <w:hyperlink r:id="rId4" w:history="1">
         <w:r>
           <w:rPr>
-            <w:rStyle w:val="ae"/>
             <w:sz w:val="24"/>
             <w:szCs w:val="24"/>
           </w:rPr>
-          <w:t>https://gitcode.com/Universal-Tool/2153f</w:t>
+          <w:t>人物模型</w:t>
         </w:r>
       </w:hyperlink>
     </w:p>
@@ -55,7 +60,81 @@
             <w:sz w:val="24"/>
             <w:szCs w:val="24"/>
           </w:rPr>
-          <w:t>https://www.cgalpha.com/archives/68688.html</w:t>
+          <w:t>https://gitcode.com/Un</w:t>
+        </w:r>
+        <w:r>
+          <w:rPr>
+            <w:rStyle w:val="ae"/>
+            <w:sz w:val="24"/>
+            <w:szCs w:val="24"/>
+          </w:rPr>
+          <w:t>i</w:t>
+        </w:r>
+        <w:r>
+          <w:rPr>
+            <w:rStyle w:val="ae"/>
+            <w:sz w:val="24"/>
+            <w:szCs w:val="24"/>
+          </w:rPr>
+          <w:t>versal-Tool/2153f</w:t>
+        </w:r>
+      </w:hyperlink>
+    </w:p>
+    <w:p>
+      <w:pPr>
+        <w:ind w:firstLine="560"/>
+      </w:pPr>
+    </w:p>
+    <w:p>
+      <w:pPr>
+        <w:ind w:firstLine="480"/>
+        <w:rPr>
+          <w:rFonts w:hint="eastAsia"/>
+          <w:sz w:val="24"/>
+          <w:szCs w:val="24"/>
+        </w:rPr>
+      </w:pPr>
+      <w:r>
+        <w:rPr>
+          <w:rFonts w:hint="eastAsia"/>
+          <w:sz w:val="24"/>
+          <w:szCs w:val="24"/>
+        </w:rPr>
+        <w:t>角色包</w:t>
+      </w:r>
+    </w:p>
+    <w:p>
+      <w:pPr>
+        <w:ind w:firstLine="480"/>
+        <w:rPr>
+          <w:sz w:val="24"/>
+          <w:szCs w:val="24"/>
+        </w:rPr>
+      </w:pPr>
+      <w:hyperlink r:id="rId6" w:history="1">
+        <w:r>
+          <w:rPr>
+            <w:rStyle w:val="ae"/>
+            <w:sz w:val="24"/>
+            <w:szCs w:val="24"/>
+          </w:rPr>
+          <w:t>https://www.cgalpha.com/archiv</w:t>
+        </w:r>
+        <w:r>
+          <w:rPr>
+            <w:rStyle w:val="ae"/>
+            <w:sz w:val="24"/>
+            <w:szCs w:val="24"/>
+          </w:rPr>
+          <w:t>e</w:t>
+        </w:r>
+        <w:r>
+          <w:rPr>
+            <w:rStyle w:val="ae"/>
+            <w:sz w:val="24"/>
+            <w:szCs w:val="24"/>
+          </w:rPr>
+          <w:t>s/68688.html</w:t>
         </w:r>
       </w:hyperlink>
       <w:r>
@@ -71,11 +150,145 @@
       <w:pPr>
         <w:ind w:firstLine="480"/>
         <w:rPr>
+          <w:sz w:val="24"/>
+          <w:szCs w:val="24"/>
+        </w:rPr>
+      </w:pPr>
+    </w:p>
+    <w:p>
+      <w:pPr>
+        <w:ind w:firstLine="480"/>
+        <w:rPr>
+          <w:sz w:val="24"/>
+          <w:szCs w:val="24"/>
+        </w:rPr>
+      </w:pPr>
+      <w:r>
+        <w:rPr>
           <w:rFonts w:hint="eastAsia"/>
           <w:sz w:val="24"/>
           <w:szCs w:val="24"/>
         </w:rPr>
-      </w:pPr>
+        <w:t>天空盒</w:t>
+      </w:r>
+    </w:p>
+    <w:p>
+      <w:pPr>
+        <w:ind w:firstLine="480"/>
+        <w:rPr>
+          <w:sz w:val="24"/>
+          <w:szCs w:val="24"/>
+        </w:rPr>
+      </w:pPr>
+      <w:hyperlink r:id="rId7" w:history="1">
+        <w:r>
+          <w:rPr>
+            <w:rStyle w:val="ae"/>
+            <w:sz w:val="24"/>
+            <w:szCs w:val="24"/>
+          </w:rPr>
+          <w:t>https://gitcode.com/open-source-toolkit/528bd/?utm_source=tools_gitcode&amp;index=top&amp;type=card&amp;&amp;uuid_tt_dd=10_18490143710-1775296053067-663627&amp;isLogin=1&amp;from_id=142948307&amp;from_link=8f3698f0580f73da2a95c6bbe7608969</w:t>
+        </w:r>
+      </w:hyperlink>
+      <w:r>
+        <w:rPr>
+          <w:rFonts w:hint="eastAsia"/>
+          <w:sz w:val="24"/>
+          <w:szCs w:val="24"/>
+        </w:rPr>
+        <w:t xml:space="preserve"> </w:t>
+      </w:r>
+    </w:p>
+    <w:p>
+      <w:pPr>
+        <w:ind w:firstLine="480"/>
+        <w:rPr>
+          <w:sz w:val="24"/>
+          <w:szCs w:val="24"/>
+        </w:rPr>
+      </w:pPr>
+    </w:p>
+    <w:p>
+      <w:pPr>
+        <w:ind w:firstLine="480"/>
+        <w:rPr>
+          <w:sz w:val="24"/>
+          <w:szCs w:val="24"/>
+        </w:rPr>
+      </w:pPr>
+      <w:r>
+        <w:rPr>
+          <w:rFonts w:hint="eastAsia"/>
+          <w:sz w:val="24"/>
+          <w:szCs w:val="24"/>
+        </w:rPr>
+        <w:t>平台</w:t>
+      </w:r>
+    </w:p>
+    <w:p>
+      <w:pPr>
+        <w:ind w:firstLine="480"/>
+        <w:rPr>
+          <w:sz w:val="24"/>
+          <w:szCs w:val="24"/>
+        </w:rPr>
+      </w:pPr>
+      <w:hyperlink r:id="rId8" w:history="1">
+        <w:r>
+          <w:rPr>
+            <w:rStyle w:val="ae"/>
+            <w:sz w:val="24"/>
+            <w:szCs w:val="24"/>
+          </w:rPr>
+          <w:t>Download KayKit : Block Bits by Kay Lousberg - itch.io</w:t>
+        </w:r>
+      </w:hyperlink>
+    </w:p>
+    <w:p>
+      <w:pPr>
+        <w:ind w:firstLine="480"/>
+        <w:rPr>
+          <w:sz w:val="24"/>
+          <w:szCs w:val="24"/>
+        </w:rPr>
+      </w:pPr>
+    </w:p>
+    <w:p>
+      <w:pPr>
+        <w:ind w:firstLine="480"/>
+        <w:rPr>
+          <w:sz w:val="24"/>
+          <w:szCs w:val="24"/>
+        </w:rPr>
+      </w:pPr>
+      <w:r>
+        <w:rPr>
+          <w:rFonts w:hint="eastAsia"/>
+          <w:sz w:val="24"/>
+          <w:szCs w:val="24"/>
+        </w:rPr>
+        <w:t>动物</w:t>
+      </w:r>
+    </w:p>
+    <w:p>
+      <w:pPr>
+        <w:ind w:firstLine="480"/>
+        <w:rPr>
+          <w:rFonts w:hint="eastAsia"/>
+          <w:sz w:val="24"/>
+          <w:szCs w:val="24"/>
+        </w:rPr>
+      </w:pPr>
+      <w:hyperlink r:id="rId9" w:history="1">
+        <w:r>
+          <w:rPr>
+            <w:rStyle w:val="ae"/>
+            <w:sz w:val="24"/>
+            <w:szCs w:val="24"/>
+          </w:rPr>
+          <w:t>Everything Library 01 - ANIMALS by David</w:t>
+        </w:r>
+      </w:hyperlink>
     </w:p>
     <w:sectPr>
       <w:pgSz w:w="11906" w:h="16838"/>
@@ -1027,6 +1240,18 @@
       <w:shd w:val="clear" w:color="auto" w:fill="E1DFDD"/>
     </w:rPr>
   </w:style>
+  <w:style w:type="character" w:styleId="af0">
+    <w:name w:val="FollowedHyperlink"/>
+    <w:basedOn w:val="a0"/>
+    <w:uiPriority w:val="99"/>
+    <w:semiHidden/>
+    <w:unhideWhenUsed/>
+    <w:rsid w:val="009177D8"/>
+    <w:rPr>
+      <w:color w:val="96607D" w:themeColor="followedHyperlink"/>
+      <w:u w:val="single"/>
+    </w:rPr>
+  </w:style>
 </w:styles>
 </file>
 

--- a/制作记录.docx
+++ b/制作记录.docx
@@ -28,9 +28,8 @@
     </w:p>
     <w:p>
       <w:pPr>
-        <w:ind w:firstLine="480"/>
-        <w:rPr>
-          <w:rFonts w:hint="eastAsia"/>
+        <w:ind w:firstLine="560"/>
+        <w:rPr>
           <w:sz w:val="24"/>
           <w:szCs w:val="24"/>
         </w:rPr>
@@ -47,7 +46,7 @@
     </w:p>
     <w:p>
       <w:pPr>
-        <w:ind w:firstLine="480"/>
+        <w:ind w:firstLine="560"/>
         <w:rPr>
           <w:sz w:val="24"/>
           <w:szCs w:val="24"/>
@@ -60,23 +59,7 @@
             <w:sz w:val="24"/>
             <w:szCs w:val="24"/>
           </w:rPr>
-          <w:t>https://gitcode.com/Un</w:t>
-        </w:r>
-        <w:r>
-          <w:rPr>
-            <w:rStyle w:val="ae"/>
-            <w:sz w:val="24"/>
-            <w:szCs w:val="24"/>
-          </w:rPr>
-          <w:t>i</w:t>
-        </w:r>
-        <w:r>
-          <w:rPr>
-            <w:rStyle w:val="ae"/>
-            <w:sz w:val="24"/>
-            <w:szCs w:val="24"/>
-          </w:rPr>
-          <w:t>versal-Tool/2153f</w:t>
+          <w:t>https://gitcode.com/Universal-Tool/2153f</w:t>
         </w:r>
       </w:hyperlink>
     </w:p>
@@ -89,7 +72,6 @@
       <w:pPr>
         <w:ind w:firstLine="480"/>
         <w:rPr>
-          <w:rFonts w:hint="eastAsia"/>
           <w:sz w:val="24"/>
           <w:szCs w:val="24"/>
         </w:rPr>
@@ -105,7 +87,7 @@
     </w:p>
     <w:p>
       <w:pPr>
-        <w:ind w:firstLine="480"/>
+        <w:ind w:firstLine="560"/>
         <w:rPr>
           <w:sz w:val="24"/>
           <w:szCs w:val="24"/>
@@ -118,23 +100,7 @@
             <w:sz w:val="24"/>
             <w:szCs w:val="24"/>
           </w:rPr>
-          <w:t>https://www.cgalpha.com/archiv</w:t>
-        </w:r>
-        <w:r>
-          <w:rPr>
-            <w:rStyle w:val="ae"/>
-            <w:sz w:val="24"/>
-            <w:szCs w:val="24"/>
-          </w:rPr>
-          <w:t>e</w:t>
-        </w:r>
-        <w:r>
-          <w:rPr>
-            <w:rStyle w:val="ae"/>
-            <w:sz w:val="24"/>
-            <w:szCs w:val="24"/>
-          </w:rPr>
-          <w:t>s/68688.html</w:t>
+          <w:t>https://www.cgalpha.com/archives/68688.html</w:t>
         </w:r>
       </w:hyperlink>
       <w:r>
@@ -174,7 +140,7 @@
     </w:p>
     <w:p>
       <w:pPr>
-        <w:ind w:firstLine="480"/>
+        <w:ind w:firstLine="560"/>
         <w:rPr>
           <w:sz w:val="24"/>
           <w:szCs w:val="24"/>
@@ -227,7 +193,7 @@
     </w:p>
     <w:p>
       <w:pPr>
-        <w:ind w:firstLine="480"/>
+        <w:ind w:firstLine="560"/>
         <w:rPr>
           <w:sz w:val="24"/>
           <w:szCs w:val="24"/>
@@ -272,12 +238,7 @@
     </w:p>
     <w:p>
       <w:pPr>
-        <w:ind w:firstLine="480"/>
-        <w:rPr>
-          <w:rFonts w:hint="eastAsia"/>
-          <w:sz w:val="24"/>
-          <w:szCs w:val="24"/>
-        </w:rPr>
+        <w:ind w:firstLine="560"/>
       </w:pPr>
       <w:hyperlink r:id="rId9" w:history="1">
         <w:r>
@@ -289,6 +250,53 @@
           <w:t>Everything Library 01 - ANIMALS by David</w:t>
         </w:r>
       </w:hyperlink>
+    </w:p>
+    <w:p>
+      <w:pPr>
+        <w:ind w:firstLine="560"/>
+      </w:pPr>
+    </w:p>
+    <w:p>
+      <w:pPr>
+        <w:ind w:firstLine="560"/>
+        <w:rPr>
+          <w:rFonts w:hint="eastAsia"/>
+        </w:rPr>
+      </w:pPr>
+      <w:r>
+        <w:rPr>
+          <w:rFonts w:hint="eastAsia"/>
+        </w:rPr>
+        <w:t>矿泉水瓶</w:t>
+      </w:r>
+    </w:p>
+    <w:p>
+      <w:pPr>
+        <w:ind w:firstLine="480"/>
+        <w:rPr>
+          <w:rFonts w:hint="eastAsia"/>
+          <w:sz w:val="24"/>
+          <w:szCs w:val="24"/>
+        </w:rPr>
+      </w:pPr>
+      <w:hyperlink r:id="rId10" w:history="1">
+        <w:r>
+          <w:rPr>
+            <w:rStyle w:val="ae"/>
+            <w:sz w:val="24"/>
+            <w:szCs w:val="24"/>
+          </w:rPr>
+          <w:t>https://indienova.com/resource/r/ddbxscyxscb-2020low-poly-survival-pack</w:t>
+        </w:r>
+      </w:hyperlink>
+      <w:r>
+        <w:rPr>
+          <w:rFonts w:hint="eastAsia"/>
+          <w:sz w:val="24"/>
+          <w:szCs w:val="24"/>
+        </w:rPr>
+        <w:t xml:space="preserve"> </w:t>
+      </w:r>
     </w:p>
     <w:sectPr>
       <w:pgSz w:w="11906" w:h="16838"/>
